--- a/dist/client/output/cv/Nikita_Mukhortov_Product_Design_Lead_CV_RU.docx
+++ b/dist/client/output/cv/Nikita_Mukhortov_Product_Design_Lead_CV_RU.docx
@@ -81,11 +81,11 @@
         <w:rPr>
           <w:lang w:val="ru-RU"/>
         </w:rPr>
-        <w:t>Продукт: продуктовая стратегия, product discovery, roadmapping, KPI, продуктовая аналитика, эксперименты, A/B-тестирование, go-to-market, запуск, post-launch review.</w:t>
+        <w:t>Продукт: product management, продуктовая стратегия, product discovery, roadmapping, KPI, продуктовая аналитика, эксперименты, A/B-тестирование, go-to-market, запуск, post-launch review.</w:t>
         <w:br/>
-        <w:t>Дизайн и исследования: AI product design, AI UX, generative AI, LLM UX, agentic workflows, human-AI interaction, developer tools, platform design, internal tools, systems design, пользовательские исследования, юзабилити-тестирование, интеракционный дизайн, сервис-дизайн, дизайн-системы, кодовые прототипы, Figma, Framer, Amplitude.</w:t>
+        <w:t>Дизайн и исследования: AI product design, AI UX, generative AI, LLM UX, agentic workflows, human-AI interaction, developer tools, качественные и количественные исследования, participatory design, юзабилити-тестирование, интеракционный дизайн, AI design systems, кодовые прототипы, Figma, Framer, Amplitude.</w:t>
         <w:br/>
-        <w:t>Лидерство: кросс-функциональное лидерство, Product/Engineering/Research/Data, управление стейкхолдерами, people management, лидерство дизайн-команды, менторинг, дизайн-операции, B2B SaaS, финтех, маркетплейсы, блокчейн, Web3, массовые продукты.</w:t>
+        <w:t>Лидерство: кросс-функциональное лидерство, Product/Engineering/Research/Data, управление стейкхолдерами, people management, лидерство дизайн-команды, менторинг, дизайн-операции, B2B SaaS, финтех, маркетплейсы, блокчейн, Web3, креативное руководство, маркетинговый и моушн-дизайн.</w:t>
       </w:r>
     </w:p>
     <w:p>
@@ -149,6 +149,21 @@
         <w:rPr>
           <w:lang w:val="ru-RU"/>
         </w:rPr>
+        <w:t>Создал общую AI-дизайн-систему для инструментов разработчика: выбор контекста, проверка плана, управление выполнением, ревью доказательств, исправление и восстановление после ошибок.</w:t>
+      </w:r>
+    </w:p>
+    <w:p>
+      <w:pPr>
+        <w:pStyle w:val="CVBullet"/>
+        <w:numPr>
+          <w:ilvl w:val="0"/>
+          <w:numId w:val="10"/>
+        </w:numPr>
+      </w:pPr>
+      <w:r>
+        <w:rPr>
+          <w:lang w:val="ru-RU"/>
+        </w:rPr>
         <w:t>Вёл Agentic Markdown от исследований разработчиков и продуктовой постановки до кодового пятиэтапного прототипа, модерируемой проверки и публичного теста листа ожидания.</w:t>
       </w:r>
     </w:p>
@@ -191,7 +206,7 @@
         <w:rPr>
           <w:lang w:val="ru-RU"/>
         </w:rPr>
-        <w:t>JetBrains | Руководитель продуктового дизайна, Rider / .NET Ecosystem</w:t>
+        <w:t>JetBrains | Продуктовый дизайнер / Дизайн-лид, Rider / .NET</w:t>
       </w:r>
     </w:p>
     <w:p>
@@ -413,7 +428,7 @@
         <w:rPr>
           <w:lang w:val="ru-RU"/>
         </w:rPr>
-        <w:t>Провёл сервис от исследования и service blueprint до прототипа, кросс-функциональной поставки и запуска с Тинькофф в октябре 2021 года; опубликованный онлайн-процесс занимал до 15 минут.</w:t>
+        <w:t>Провёл сервис от исследования и service blueprint до прототипа и кросс-функциональной поставки. Авто.ру запустил его с Тинькофф в октябре 2021 года; опубликованный онлайн-процесс занимал до 15 минут.</w:t>
       </w:r>
     </w:p>
     <w:p>
